--- a/atelier/atelier_082.docx
+++ b/atelier/atelier_082.docx
@@ -441,7 +441,7 @@
           </w:tcPr>
           <w:p>
             <w:r>
-              <w:t xml:space="preserve">Suppression auto (#80) et grand nettoyage (#81) faits</w:t>
+              <w:t xml:space="preserve">Suppression auto et grand nettoyage faits</w:t>
             </w:r>
           </w:p>
         </w:tc>
@@ -460,7 +460,7 @@
         <w:spacing w:after="120"/>
       </w:pPr>
       <w:r>
-        <w:t xml:space="preserve">Le robinet est fermé (#80) et la baignoire a été vidée une fois (#81). Pourtant, un type de branche continue d’échapper à tout : les branches JAMAIS mergées. La suppression automatique ne supprime que ce qui est fusionné dans main — elle ne touche pas une branche de feature commencée puis laissée de côté, qui n’a jamais été mergée et ne le sera peut-être jamais. Ces branches-là vieillissent en silence : trois semaines sans commit, puis deux mois, puis on ne sait même plus qui les a créées ni pourquoi. C’est l’angle mort de l’automatisation. Le sujet de cet atelier n’est pas de refaire le grand tri du #81, mais de traiter spécifiquement cette catégorie : les branches non mergées qui dépassent un certain âge — et surtout d’installer un SEUIL D’ÂGE comme règle d’entretien. On passe du nettoyage exceptionnel à un critère objectif et répétable, qui préparera l’automatisation du #84.</w:t>
+        <w:t xml:space="preserve">Le robinet est fermé et la baignoire a été vidée une fois. Pourtant, un type de branche continue d’échapper à tout : les branches JAMAIS mergées. La suppression automatique ne supprime que ce qui est fusionné dans main — elle ne touche pas une branche de feature commencée puis laissée de côté, qui n’a jamais été mergée et ne le sera peut-être jamais. Ces branches-là vieillissent en silence : trois semaines sans commit, puis deux mois, puis on ne sait même plus qui les a créées ni pourquoi. C’est l’angle mort de l’automatisation. Le sujet de cet atelier n’est pas de refaire le grand tri du le grand nettoyage des branches, mais de traiter spécifiquement cette catégorie : les branches non mergées qui dépassent un certain âge — et surtout d’installer un SEUIL D’ÂGE comme règle d’entretien. On passe du nettoyage exceptionnel à un critère objectif et répétable, qui préparera l’automatisation du la sentinelle des branches : surveillance automatique.</w:t>
       </w:r>
     </w:p>
     <w:p>
@@ -481,7 +481,7 @@
         <w:spacing w:after="80"/>
       </w:pPr>
       <w:r>
-        <w:t xml:space="preserve">L’automatisation du merge ne couvre pas les branches non mergées : le delete-after-merge (#80) ne se déclenche qu’au merge. Une branche jamais fusionnée n’est jamais supprimée automatiquement — elle peut traîner indéfiniment. C’est précisément cette catégorie que l’âge permet d’attraper : ce que le statut de merge ne voit pas, l’ancienneté le révèle.</w:t>
+        <w:t xml:space="preserve">L’automatisation du merge ne couvre pas les branches non mergées : le delete-after-merge ne se déclenche qu’au merge. Une branche jamais fusionnée n’est jamais supprimée automatiquement — elle peut traîner indéfiniment. C’est précisément cette catégorie que l’âge permet d’attraper : ce que le statut de merge ne voit pas, l’ancienneté le révèle.</w:t>
       </w:r>
     </w:p>
     <w:p>
@@ -520,7 +520,7 @@
         <w:spacing w:after="80"/>
       </w:pPr>
       <w:r>
-        <w:t xml:space="preserve">Poser la règle aujourd’hui prépare l’automatisation de demain : le seuil d’âge défini ici est exactement ce que le job automatique du #84 appliquera. On ne fait pas le travail deux fois : on établit le critère à la main maintenant, on le confie à la machine ensuite. Cet atelier est la marche intermédiaire entre le nettoyage manuel et la surveillance automatique.</w:t>
+        <w:t xml:space="preserve">Poser la règle aujourd’hui prépare l’automatisation de demain : le seuil d’âge défini ici est exactement ce que le job automatique du la sentinelle des branches : surveillance automatique appliquera. On ne fait pas le travail deux fois : on établit le critère à la main maintenant, on le confie à la machine ensuite. Cet atelier est la marche intermédiaire entre le nettoyage manuel et la surveillance automatique.</w:t>
       </w:r>
     </w:p>
     <w:p>
@@ -599,7 +599,7 @@
                 <w:sz w:val="18"/>
                 <w:szCs w:val="18"/>
               </w:rPr>
-              <w:t xml:space="preserve">  Seuil proposé : 30 jours (à ajuster selon le rythme squad)</w:t>
+              <w:t xml:space="preserve"> Seuil proposé : 30 jours (à ajuster selon le rythme squad)</w:t>
             </w:r>
           </w:p>
           <w:p>
@@ -619,17 +619,17 @@
                 <w:sz w:val="18"/>
                 <w:szCs w:val="18"/>
               </w:rPr>
-              <w:t xml:space="preserve">  Branche non mergée, dernier commit &gt; 30j  -&gt; CANDIDATE</w:t>
-            </w:r>
-          </w:p>
-          <w:p>
-            <w:r>
-              <w:rPr>
-                <w:rFonts w:ascii="Consolas" w:cs="Consolas" w:eastAsia="Consolas" w:hAnsi="Consolas"/>
-                <w:sz w:val="18"/>
-                <w:szCs w:val="18"/>
-              </w:rPr>
-              <w:t xml:space="preserve">    =&gt; on regarde : morte ou juste lente ?</w:t>
+              <w:t xml:space="preserve"> Branche non mergée, dernier commit &gt; 30j -&gt; CANDIDATE</w:t>
+            </w:r>
+          </w:p>
+          <w:p>
+            <w:r>
+              <w:rPr>
+                <w:rFonts w:ascii="Consolas" w:cs="Consolas" w:eastAsia="Consolas" w:hAnsi="Consolas"/>
+                <w:sz w:val="18"/>
+                <w:szCs w:val="18"/>
+              </w:rPr>
+              <w:t xml:space="preserve"> =&gt; on regarde : morte ou juste lente ?</w:t>
             </w:r>
           </w:p>
           <w:p>
@@ -649,37 +649,37 @@
                 <w:sz w:val="18"/>
                 <w:szCs w:val="18"/>
               </w:rPr>
-              <w:t xml:space="preserve">  NUANCE IMPORTANTE — l'âge rend candidat, ne condamne pas :</w:t>
-            </w:r>
-          </w:p>
-          <w:p>
-            <w:r>
-              <w:rPr>
-                <w:rFonts w:ascii="Consolas" w:cs="Consolas" w:eastAsia="Consolas" w:hAnsi="Consolas"/>
-                <w:sz w:val="18"/>
-                <w:szCs w:val="18"/>
-              </w:rPr>
-              <w:t xml:space="preserve">    Une branche peut être ancienne ET vivante (gros sujet de</w:t>
-            </w:r>
-          </w:p>
-          <w:p>
-            <w:r>
-              <w:rPr>
-                <w:rFonts w:ascii="Consolas" w:cs="Consolas" w:eastAsia="Consolas" w:hAnsi="Consolas"/>
-                <w:sz w:val="18"/>
-                <w:szCs w:val="18"/>
-              </w:rPr>
-              <w:t xml:space="preserve">    fond, travail de longue haleine). Le seuil SIGNALE, il ne</w:t>
-            </w:r>
-          </w:p>
-          <w:p>
-            <w:r>
-              <w:rPr>
-                <w:rFonts w:ascii="Consolas" w:cs="Consolas" w:eastAsia="Consolas" w:hAnsi="Consolas"/>
-                <w:sz w:val="18"/>
-                <w:szCs w:val="18"/>
-              </w:rPr>
-              <w:t xml:space="preserve">    supprime pas tout seul à ce stade. On vérifie avant de couper.</w:t>
+              <w:t xml:space="preserve"> NUANCE IMPORTANTE — l'âge rend candidat, ne condamne pas :</w:t>
+            </w:r>
+          </w:p>
+          <w:p>
+            <w:r>
+              <w:rPr>
+                <w:rFonts w:ascii="Consolas" w:cs="Consolas" w:eastAsia="Consolas" w:hAnsi="Consolas"/>
+                <w:sz w:val="18"/>
+                <w:szCs w:val="18"/>
+              </w:rPr>
+              <w:t xml:space="preserve"> Une branche peut être ancienne ET vivante (gros sujet de</w:t>
+            </w:r>
+          </w:p>
+          <w:p>
+            <w:r>
+              <w:rPr>
+                <w:rFonts w:ascii="Consolas" w:cs="Consolas" w:eastAsia="Consolas" w:hAnsi="Consolas"/>
+                <w:sz w:val="18"/>
+                <w:szCs w:val="18"/>
+              </w:rPr>
+              <w:t xml:space="preserve"> fond, travail de longue haleine). Le seuil SIGNALE, il ne</w:t>
+            </w:r>
+          </w:p>
+          <w:p>
+            <w:r>
+              <w:rPr>
+                <w:rFonts w:ascii="Consolas" w:cs="Consolas" w:eastAsia="Consolas" w:hAnsi="Consolas"/>
+                <w:sz w:val="18"/>
+                <w:szCs w:val="18"/>
+              </w:rPr>
+              <w:t xml:space="preserve"> supprime pas tout seul à ce stade. On vérifie avant de couper.</w:t>
             </w:r>
           </w:p>
           <w:p>
@@ -699,47 +699,47 @@
                 <w:sz w:val="18"/>
                 <w:szCs w:val="18"/>
               </w:rPr>
-              <w:t xml:space="preserve">  AVANT suppression d'une candidate :</w:t>
-            </w:r>
-          </w:p>
-          <w:p>
-            <w:r>
-              <w:rPr>
-                <w:rFonts w:ascii="Consolas" w:cs="Consolas" w:eastAsia="Consolas" w:hAnsi="Consolas"/>
-                <w:sz w:val="18"/>
-                <w:szCs w:val="18"/>
-              </w:rPr>
-              <w:t xml:space="preserve">    - demander à l'auteur (présent) : morte ou à reprendre ?</w:t>
-            </w:r>
-          </w:p>
-          <w:p>
-            <w:r>
-              <w:rPr>
-                <w:rFonts w:ascii="Consolas" w:cs="Consolas" w:eastAsia="Consolas" w:hAnsi="Consolas"/>
-                <w:sz w:val="18"/>
-                <w:szCs w:val="18"/>
-              </w:rPr>
-              <w:t xml:space="preserve">    - si du travail utile -&gt; récupérer (cf. #81) puis supprimer</w:t>
-            </w:r>
-          </w:p>
-          <w:p>
-            <w:r>
-              <w:rPr>
-                <w:rFonts w:ascii="Consolas" w:cs="Consolas" w:eastAsia="Consolas" w:hAnsi="Consolas"/>
-                <w:sz w:val="18"/>
-                <w:szCs w:val="18"/>
-              </w:rPr>
-              <w:t xml:space="preserve">    - si vraiment vivante -&gt; garder + propriétaire + objectif</w:t>
-            </w:r>
-          </w:p>
-          <w:p>
-            <w:r>
-              <w:rPr>
-                <w:rFonts w:ascii="Consolas" w:cs="Consolas" w:eastAsia="Consolas" w:hAnsi="Consolas"/>
-                <w:sz w:val="18"/>
-                <w:szCs w:val="18"/>
-              </w:rPr>
-              <w:t xml:space="preserve">                             (et noter pourquoi elle dépasse le seuil)</w:t>
+              <w:t xml:space="preserve"> AVANT suppression d'une candidate :</w:t>
+            </w:r>
+          </w:p>
+          <w:p>
+            <w:r>
+              <w:rPr>
+                <w:rFonts w:ascii="Consolas" w:cs="Consolas" w:eastAsia="Consolas" w:hAnsi="Consolas"/>
+                <w:sz w:val="18"/>
+                <w:szCs w:val="18"/>
+              </w:rPr>
+              <w:t xml:space="preserve"> - demander à l'auteur (présent) : morte ou à reprendre ?</w:t>
+            </w:r>
+          </w:p>
+          <w:p>
+            <w:r>
+              <w:rPr>
+                <w:rFonts w:ascii="Consolas" w:cs="Consolas" w:eastAsia="Consolas" w:hAnsi="Consolas"/>
+                <w:sz w:val="18"/>
+                <w:szCs w:val="18"/>
+              </w:rPr>
+              <w:t xml:space="preserve"> - si du travail utile -&gt; récupérer (cf.) puis supprimer</w:t>
+            </w:r>
+          </w:p>
+          <w:p>
+            <w:r>
+              <w:rPr>
+                <w:rFonts w:ascii="Consolas" w:cs="Consolas" w:eastAsia="Consolas" w:hAnsi="Consolas"/>
+                <w:sz w:val="18"/>
+                <w:szCs w:val="18"/>
+              </w:rPr>
+              <w:t xml:space="preserve"> - si vraiment vivante -&gt; garder + propriétaire + objectif</w:t>
+            </w:r>
+          </w:p>
+          <w:p>
+            <w:r>
+              <w:rPr>
+                <w:rFonts w:ascii="Consolas" w:cs="Consolas" w:eastAsia="Consolas" w:hAnsi="Consolas"/>
+                <w:sz w:val="18"/>
+                <w:szCs w:val="18"/>
+              </w:rPr>
+              <w:t xml:space="preserve"> (et noter pourquoi elle dépasse le seuil)</w:t>
             </w:r>
           </w:p>
         </w:tc>
@@ -763,7 +763,7 @@
         <w:spacing w:after="80"/>
       </w:pPr>
       <w:r>
-        <w:t xml:space="preserve">Filtrer sur le bon sous-ensemble : NON mergées ET anciennes : ne pas re-parcourir tout le repo (c’était le #81). On cible précisément les branches non fusionnées dont le dernier commit dépasse le seuil. C’est un sous-ensemble réduit et net — l’angle mort de l’auto-delete.</w:t>
+        <w:t xml:space="preserve">Filtrer sur le bon sous-ensemble : NON mergées ET anciennes : ne pas re-parcourir tout le repo (c’était le le grand nettoyage des branches). On cible précisément les branches non fusionnées dont le dernier commit dépasse le seuil. C’est un sous-ensemble réduit et net — l’angle mort de l’auto-delete.</w:t>
       </w:r>
     </w:p>
     <w:p>
@@ -789,20 +789,20 @@
         <w:spacing w:after="80"/>
       </w:pPr>
       <w:r>
-        <w:t xml:space="preserve">Récupérer le travail utile avant suppression : même règle qu’au #81 — une branche non mergée à supprimer passe d’abord par la vérification de son contenu. Si elle porte quelque chose qui mérite d’être gardé, on le récupère, puis on supprime. L’âge ne dispense pas de regarder.</w:t>
-      </w:r>
-    </w:p>
-    <w:p>
-      <w:pPr>
-        <w:pStyle w:val="ListParagraph"/>
-        <w:numPr>
-          <w:ilvl w:val="0"/>
-          <w:numId w:val="2"/>
-        </w:numPr>
-        <w:spacing w:after="80"/>
-      </w:pPr>
-      <w:r>
-        <w:t xml:space="preserve">Fixer le seuil comme règle d’équipe, pas comme décision du jour : la sortie la plus importante n’est pas les branches supprimées aujourd’hui, c’est le SEUIL adopté — la règle « au-delà de N jours sans commit, une branche non mergée est candidate au nettoyage ». C’est elle qui sera automatisée au #84.</w:t>
+        <w:t xml:space="preserve">Récupérer le travail utile avant suppression : même règle qu’au — une branche non mergée à supprimer passe d’abord par la vérification de son contenu. Si elle porte quelque chose qui mérite d’être gardé, on le récupère, puis on supprime. L’âge ne dispense pas de regarder.</w:t>
+      </w:r>
+    </w:p>
+    <w:p>
+      <w:pPr>
+        <w:pStyle w:val="ListParagraph"/>
+        <w:numPr>
+          <w:ilvl w:val="0"/>
+          <w:numId w:val="2"/>
+        </w:numPr>
+        <w:spacing w:after="80"/>
+      </w:pPr>
+      <w:r>
+        <w:t xml:space="preserve">Fixer le seuil comme règle d’équipe, pas comme décision du jour : la sortie la plus importante n’est pas les branches supprimées aujourd’hui, c’est le SEUIL adopté — la règle « au-delà de N jours sans commit, une branche non mergée est candidate au nettoyage ». C’est elle qui sera automatisée au la sentinelle des branches : surveillance automatique.</w:t>
       </w:r>
     </w:p>
     <w:tbl>
@@ -847,7 +847,7 @@
                 <w:b/>
                 <w:bCs/>
               </w:rPr>
-              <w:t xml:space="preserve">La différence avec le #81 (anti-doublon)</w:t>
+              <w:t xml:space="preserve">La différence avec le le grand nettoyage des branches (anti-doublon)</w:t>
             </w:r>
           </w:p>
           <w:p>
@@ -855,7 +855,7 @@
               <w:spacing w:after="60"/>
             </w:pPr>
             <w:r>
-              <w:t xml:space="preserve">Le #81 était le grand nettoyage fondateur : TOUTES les branches, TOUS les statuts, une fois, pour repartir propre. Le #82 ne le refait pas — il cible UNE catégorie que l’automatisation ne sait pas attraper (les branches NON mergées qui vieillissent) et, surtout, il installe un CRITÈRE D’ÂGE comme règle d’entretien répétable. Le #81 résout un état (le désordre accumulé) ; le #82 pose une règle (le seuil d’ancienneté) qui empêchera cet état de revenir et que le #84 automatisera. L’un nettoie, l’autre établit la norme de propreté.</w:t>
+              <w:t xml:space="preserve">Le le grand nettoyage des branches était le grand nettoyage fondateur : TOUTES les branches, TOUS les statuts, une fois, pour repartir propre. Le #82 ne le refait pas — il cible UNE catégorie que l’automatisation ne sait pas attraper (les branches NON mergées qui vieillissent) et, surtout, il installe un CRITÈRE D’ÂGE comme règle d’entretien répétable. Le le grand nettoyage des branches résout un état (le désordre accumulé) ; le #82 pose une règle (le seuil d’ancienneté) qui empêchera cet état de revenir et que le la sentinelle des branches : surveillance automatique automatisera. L’un nettoie, l’autre établit la norme de propreté.</w:t>
             </w:r>
           </w:p>
         </w:tc>
@@ -874,7 +874,7 @@
         <w:spacing w:after="120"/>
       </w:pPr>
       <w:r>
-        <w:t xml:space="preserve">À la sortie, les branches non mergées qui dépassaient le seuil d’âge ont été traitées — vérifiées, récupérées si utile, puis supprimées — et surtout la squad a adopté un seuil d’ancienneté comme règle d’entretien : au-delà de N jours sans commit, une branche non mergée est candidate au nettoyage. On a traité l’angle mort de la suppression automatique (les branches jamais fusionnées) et transformé le tri au jugement en critère objectif et répétable. Cette règle est précisément celle que le job automatique du #84 viendra appliquer. La métrique Branches stale est désormais tenue sur sa catégorie la plus tenace.</w:t>
+        <w:t xml:space="preserve">À la sortie, les branches non mergées qui dépassaient le seuil d’âge ont été traitées — vérifiées, récupérées si utile, puis supprimées — et surtout la squad a adopté un seuil d’ancienneté comme règle d’entretien : au-delà de N jours sans commit, une branche non mergée est candidate au nettoyage. On a traité l’angle mort de la suppression automatique (les branches jamais fusionnées) et transformé le tri au jugement en critère objectif et répétable. Cette règle est précisément celle que le job automatique du la sentinelle des branches : surveillance automatique viendra appliquer. La métrique Branches stale est désormais tenue sur sa catégorie la plus tenace.</w:t>
       </w:r>
     </w:p>
     <w:p>
@@ -946,7 +946,7 @@
         <w:spacing w:after="80"/>
       </w:pPr>
       <w:r>
-        <w:t xml:space="preserve">Zone « Règle pour le #84 » — le critère d’âge formulé tel qu’il sera automatisé.</w:t>
+        <w:t xml:space="preserve">Zone « Règle pour le la sentinelle des branches : surveillance automatique » — le critère d’âge formulé tel qu’il sera automatisé.</w:t>
       </w:r>
     </w:p>
     <w:p>
@@ -1054,7 +1054,7 @@
         <w:t xml:space="preserve">(5 min) Graver la règle</w:t>
       </w:r>
       <w:r>
-        <w:t xml:space="preserve"> — formuler le seuil comme règle d’équipe répétable, prête à être automatisée au #84.</w:t>
+        <w:t xml:space="preserve"> — formuler le seuil comme règle d’équipe répétable, prête à être automatisée au la sentinelle des branches : surveillance automatique.</w:t>
       </w:r>
     </w:p>
     <w:p>
@@ -1134,7 +1134,7 @@
         <w:spacing w:after="80"/>
       </w:pPr>
       <w:r>
-        <w:t xml:space="preserve">La règle formulée telle qu’elle sera automatisée au #84.</w:t>
+        <w:t xml:space="preserve">La règle formulée telle qu’elle sera automatisée au la sentinelle des branches : surveillance automatique.</w:t>
       </w:r>
     </w:p>
     <w:p>
@@ -1150,7 +1150,7 @@
         <w:spacing w:after="120"/>
       </w:pPr>
       <w:r>
-        <w:t xml:space="preserve">Après le robinet fermé (#80) et la baignoire vidée (#81), cet atelier traite l’angle mort (branches non mergées vieillissantes) et pose le critère d’âge. La suite : #83 (conventions de nommage, pour repérer d’un coup d’œil la nature et l’âge d’une branche), puis #84 (job hebdomadaire qui applique automatiquement le seuil défini ici, liste les branches stale et notifie les auteurs). Le seuil adopté aujourd’hui est l’entrée directe du #84 : on l’a calibré à la main, la machine le fera respecter.</w:t>
+        <w:t xml:space="preserve">Après le robinet fermé et la baignoire vidée, cet atelier traite l’angle mort (branches non mergées vieillissantes) et pose le critère d’âge. La suite : (conventions de nommage, pour repérer d’un coup d’œil la nature et l’âge d’une branche), puis (job hebdomadaire qui applique automatiquement le seuil défini ici, liste les branches stale et notifie les auteurs). Le seuil adopté aujourd’hui est l’entrée directe du la sentinelle des branches : surveillance automatique : on l’a calibré à la main, la machine le fera respecter.</w:t>
       </w:r>
     </w:p>
     <w:p>
@@ -1166,7 +1166,7 @@
         <w:spacing w:after="120"/>
       </w:pPr>
       <w:r>
-        <w:t xml:space="preserve">Les branches non mergées qui vieillissaient au-delà du seuil ont été traitées avec discernement — l’âge a servi à les signaler, pas à les condamner aveuglément : on a distingué les mortes des lentes, récupéré le travail utile, gardé les vivantes avec une raison. Surtout, la squad a adopté un seuil d’ancienneté comme règle d’entretien répétable, qui couvre l’angle mort de la suppression automatique et qui sera directement automatisé au #84. La question H01 franchit son palier de systématisation : on est passé du nettoyage exceptionnel à une norme de propreté objective, prête à tourner toute seule.</w:t>
+        <w:t xml:space="preserve">Les branches non mergées qui vieillissaient au-delà du seuil ont été traitées avec discernement — l’âge a servi à les signaler, pas à les condamner aveuglément : on a distingué les mortes des lentes, récupéré le travail utile, gardé les vivantes avec une raison. Surtout, la squad a adopté un seuil d’ancienneté comme règle d’entretien répétable, qui couvre l’angle mort de la suppression automatique et qui sera directement automatisé au la sentinelle des branches : surveillance automatique. La question H01 franchit son palier de systématisation : on est passé du nettoyage exceptionnel à une norme de propreté objective, prête à tourner toute seule.</w:t>
       </w:r>
     </w:p>
     <w:sectPr>
